--- a/Project/Documentation/Requirements.docx
+++ b/Project/Documentation/Requirements.docx
@@ -5,7 +5,7 @@
     <w:p>
       <w:pPr>
         <w:spacing w:line="360" w:lineRule="auto"/>
-        <w:ind w:right="-897" w:hanging="709"/>
+        <w:ind w:right="26"/>
         <w:jc w:val="center"/>
         <w:rPr>
           <w:rFonts w:ascii="Arial" w:hAnsi="Arial" w:cs="Arial"/>
@@ -28,9 +28,8 @@
     </w:p>
     <w:p>
       <w:pPr>
-        <w:spacing w:line="360" w:lineRule="auto"/>
-        <w:ind w:right="-897" w:hanging="709"/>
-        <w:jc w:val="center"/>
+        <w:spacing w:after="120" w:line="360" w:lineRule="auto"/>
+        <w:ind w:right="29"/>
         <w:rPr>
           <w:rFonts w:ascii="Arial" w:hAnsi="Arial" w:cs="Arial"/>
           <w:b/>
@@ -39,6 +38,16 @@
           <w:szCs w:val="28"/>
         </w:rPr>
       </w:pPr>
+      <w:r>
+        <w:rPr>
+          <w:rFonts w:ascii="Arial" w:hAnsi="Arial" w:cs="Arial"/>
+          <w:b/>
+          <w:bCs/>
+          <w:sz w:val="28"/>
+          <w:szCs w:val="28"/>
+        </w:rPr>
+        <w:t>Identity &amp; Account</w:t>
+      </w:r>
     </w:p>
     <w:p>
       <w:pPr>
@@ -47,202 +56,18 @@
           <w:ilvl w:val="0"/>
           <w:numId w:val="1"/>
         </w:numPr>
-        <w:spacing w:line="360" w:lineRule="auto"/>
-        <w:ind w:left="0" w:right="-897" w:hanging="709"/>
-        <w:rPr>
-          <w:rFonts w:ascii="Arial" w:hAnsi="Arial" w:cs="Arial"/>
-          <w:b/>
-          <w:bCs/>
-          <w:sz w:val="28"/>
-          <w:szCs w:val="28"/>
-        </w:rPr>
-      </w:pPr>
-      <w:r>
-        <w:rPr>
-          <w:rFonts w:ascii="Arial" w:hAnsi="Arial" w:cs="Arial"/>
-          <w:b/>
-          <w:bCs/>
-          <w:sz w:val="28"/>
-          <w:szCs w:val="28"/>
-        </w:rPr>
-        <w:t>Identity &amp; Account</w:t>
-      </w:r>
-    </w:p>
-    <w:p>
-      <w:pPr>
-        <w:pStyle w:val="ListParagraph"/>
-        <w:numPr>
-          <w:ilvl w:val="1"/>
-          <w:numId w:val="1"/>
-        </w:numPr>
-        <w:spacing w:line="360" w:lineRule="auto"/>
-        <w:ind w:left="0" w:right="-897" w:hanging="709"/>
-        <w:rPr>
-          <w:rFonts w:ascii="Arial" w:hAnsi="Arial" w:cs="Arial"/>
-          <w:highlight w:val="red"/>
-        </w:rPr>
-      </w:pPr>
-      <w:r>
-        <w:rPr>
-          <w:rFonts w:ascii="Arial" w:hAnsi="Arial" w:cs="Arial"/>
-          <w:highlight w:val="red"/>
+        <w:spacing w:after="120" w:line="360" w:lineRule="auto"/>
+        <w:ind w:left="540" w:right="26" w:hanging="540"/>
+        <w:rPr>
+          <w:rFonts w:ascii="Arial" w:hAnsi="Arial" w:cs="Arial"/>
+        </w:rPr>
+      </w:pPr>
+      <w:r>
+        <w:rPr>
+          <w:rFonts w:ascii="Arial" w:hAnsi="Arial" w:cs="Arial"/>
         </w:rPr>
         <w:t>As a user, I want to create an account with email and password so I can use the app.</w:t>
       </w:r>
-    </w:p>
-    <w:p>
-      <w:pPr>
-        <w:pStyle w:val="ListParagraph"/>
-        <w:numPr>
-          <w:ilvl w:val="1"/>
-          <w:numId w:val="1"/>
-        </w:numPr>
-        <w:spacing w:line="360" w:lineRule="auto"/>
-        <w:ind w:left="0" w:right="-897" w:hanging="709"/>
-        <w:rPr>
-          <w:rFonts w:ascii="Arial" w:hAnsi="Arial" w:cs="Arial"/>
-          <w:highlight w:val="red"/>
-        </w:rPr>
-      </w:pPr>
-      <w:r>
-        <w:rPr>
-          <w:rFonts w:ascii="Arial" w:hAnsi="Arial" w:cs="Arial"/>
-          <w:highlight w:val="red"/>
-        </w:rPr>
-        <w:t>As a user, I want to verify my email, so my account is activated.</w:t>
-      </w:r>
-    </w:p>
-    <w:p>
-      <w:pPr>
-        <w:pStyle w:val="ListParagraph"/>
-        <w:numPr>
-          <w:ilvl w:val="1"/>
-          <w:numId w:val="1"/>
-        </w:numPr>
-        <w:spacing w:line="360" w:lineRule="auto"/>
-        <w:ind w:left="0" w:right="-897" w:hanging="709"/>
-        <w:rPr>
-          <w:rFonts w:ascii="Arial" w:hAnsi="Arial" w:cs="Arial"/>
-          <w:highlight w:val="red"/>
-        </w:rPr>
-      </w:pPr>
-      <w:r>
-        <w:rPr>
-          <w:rFonts w:ascii="Arial" w:hAnsi="Arial" w:cs="Arial"/>
-          <w:highlight w:val="red"/>
-        </w:rPr>
-        <w:t>As a user, I want to log</w:t>
-      </w:r>
-      <w:r>
-        <w:rPr>
-          <w:rFonts w:ascii="Arial" w:hAnsi="Arial" w:cs="Arial"/>
-          <w:highlight w:val="red"/>
-        </w:rPr>
-        <w:t xml:space="preserve"> in</w:t>
-      </w:r>
-      <w:r>
-        <w:rPr>
-          <w:rFonts w:ascii="Arial" w:hAnsi="Arial" w:cs="Arial"/>
-          <w:highlight w:val="red"/>
-        </w:rPr>
-        <w:t xml:space="preserve"> with my email and password so I can access my account.</w:t>
-      </w:r>
-    </w:p>
-    <w:p>
-      <w:pPr>
-        <w:pStyle w:val="ListParagraph"/>
-        <w:numPr>
-          <w:ilvl w:val="1"/>
-          <w:numId w:val="1"/>
-        </w:numPr>
-        <w:spacing w:line="360" w:lineRule="auto"/>
-        <w:ind w:left="0" w:right="-897" w:hanging="709"/>
-        <w:rPr>
-          <w:rFonts w:ascii="Arial" w:hAnsi="Arial" w:cs="Arial"/>
-          <w:highlight w:val="red"/>
-        </w:rPr>
-      </w:pPr>
-      <w:r>
-        <w:rPr>
-          <w:rFonts w:ascii="Arial" w:hAnsi="Arial" w:cs="Arial"/>
-          <w:highlight w:val="red"/>
-        </w:rPr>
-        <w:t>As a user, I want to reset my password</w:t>
-      </w:r>
-      <w:r>
-        <w:rPr>
-          <w:rFonts w:ascii="Arial" w:hAnsi="Arial" w:cs="Arial"/>
-          <w:highlight w:val="red"/>
-        </w:rPr>
-        <w:t xml:space="preserve"> so that I can regain access</w:t>
-      </w:r>
-      <w:r>
-        <w:rPr>
-          <w:rFonts w:ascii="Arial" w:hAnsi="Arial" w:cs="Arial"/>
-          <w:highlight w:val="red"/>
-        </w:rPr>
-        <w:t xml:space="preserve"> if I forget it.</w:t>
-      </w:r>
-    </w:p>
-    <w:p>
-      <w:pPr>
-        <w:pStyle w:val="ListParagraph"/>
-        <w:numPr>
-          <w:ilvl w:val="1"/>
-          <w:numId w:val="1"/>
-        </w:numPr>
-        <w:spacing w:line="360" w:lineRule="auto"/>
-        <w:ind w:left="0" w:right="-897" w:hanging="709"/>
-        <w:rPr>
-          <w:rFonts w:ascii="Arial" w:hAnsi="Arial" w:cs="Arial"/>
-          <w:highlight w:val="red"/>
-        </w:rPr>
-      </w:pPr>
-      <w:r>
-        <w:rPr>
-          <w:rFonts w:ascii="Arial" w:hAnsi="Arial" w:cs="Arial"/>
-          <w:highlight w:val="red"/>
-        </w:rPr>
-        <w:t xml:space="preserve">As a user I want to log out, so </w:t>
-      </w:r>
-      <w:r>
-        <w:rPr>
-          <w:rFonts w:ascii="Arial" w:hAnsi="Arial" w:cs="Arial"/>
-          <w:highlight w:val="red"/>
-        </w:rPr>
-        <w:t xml:space="preserve">that </w:t>
-      </w:r>
-      <w:r>
-        <w:rPr>
-          <w:rFonts w:ascii="Arial" w:hAnsi="Arial" w:cs="Arial"/>
-          <w:highlight w:val="red"/>
-        </w:rPr>
-        <w:t>th</w:t>
-      </w:r>
-      <w:r>
-        <w:rPr>
-          <w:rFonts w:ascii="Arial" w:hAnsi="Arial" w:cs="Arial"/>
-          <w:highlight w:val="red"/>
-        </w:rPr>
-        <w:t>is</w:t>
-      </w:r>
-      <w:r>
-        <w:rPr>
-          <w:rFonts w:ascii="Arial" w:hAnsi="Arial" w:cs="Arial"/>
-          <w:highlight w:val="red"/>
-        </w:rPr>
-        <w:t xml:space="preserve"> device no longer has access.</w:t>
-      </w:r>
-    </w:p>
-    <w:p>
-      <w:pPr>
-        <w:spacing w:line="360" w:lineRule="auto"/>
-        <w:ind w:right="-897" w:hanging="709"/>
-        <w:rPr>
-          <w:rFonts w:ascii="Arial" w:hAnsi="Arial" w:cs="Arial"/>
-          <w:highlight w:val="red"/>
-        </w:rPr>
-      </w:pPr>
     </w:p>
     <w:p>
       <w:pPr>
@@ -251,219 +76,18 @@
           <w:ilvl w:val="0"/>
           <w:numId w:val="1"/>
         </w:numPr>
-        <w:spacing w:line="360" w:lineRule="auto"/>
-        <w:ind w:left="0" w:right="-897" w:hanging="709"/>
-        <w:rPr>
-          <w:rFonts w:ascii="Arial" w:hAnsi="Arial" w:cs="Arial"/>
-        </w:rPr>
-      </w:pPr>
-      <w:r>
-        <w:rPr>
-          <w:rFonts w:ascii="Arial" w:hAnsi="Arial" w:cs="Arial"/>
-          <w:b/>
-          <w:bCs/>
-          <w:sz w:val="24"/>
-          <w:szCs w:val="24"/>
-        </w:rPr>
-        <w:t>Link Cloud Accounts</w:t>
-      </w:r>
-    </w:p>
-    <w:p>
-      <w:pPr>
-        <w:pStyle w:val="ListParagraph"/>
-        <w:numPr>
-          <w:ilvl w:val="1"/>
-          <w:numId w:val="1"/>
-        </w:numPr>
-        <w:spacing w:line="360" w:lineRule="auto"/>
-        <w:ind w:left="0" w:right="-897" w:hanging="709"/>
-        <w:rPr>
-          <w:rFonts w:ascii="Arial" w:hAnsi="Arial" w:cs="Arial"/>
-          <w:highlight w:val="red"/>
-        </w:rPr>
-      </w:pPr>
-      <w:r>
-        <w:rPr>
-          <w:rFonts w:ascii="Arial" w:hAnsi="Arial" w:cs="Arial"/>
-          <w:highlight w:val="red"/>
-        </w:rPr>
-        <w:t>As a user, I want to link my Google account so the app can read my Drive files.</w:t>
-      </w:r>
-    </w:p>
-    <w:p>
-      <w:pPr>
-        <w:pStyle w:val="ListParagraph"/>
-        <w:numPr>
-          <w:ilvl w:val="1"/>
-          <w:numId w:val="1"/>
-        </w:numPr>
-        <w:spacing w:line="360" w:lineRule="auto"/>
-        <w:ind w:left="0" w:right="-897" w:hanging="709"/>
-        <w:rPr>
-          <w:rFonts w:ascii="Arial" w:hAnsi="Arial" w:cs="Arial"/>
-          <w:highlight w:val="red"/>
-        </w:rPr>
-      </w:pPr>
-      <w:r>
-        <w:rPr>
-          <w:rFonts w:ascii="Arial" w:hAnsi="Arial" w:cs="Arial"/>
-          <w:highlight w:val="red"/>
-        </w:rPr>
-        <w:t>As a user, I want to link my Microsoft account so the app can read my OneDrive files.</w:t>
-      </w:r>
-    </w:p>
-    <w:p>
-      <w:pPr>
-        <w:pStyle w:val="ListParagraph"/>
-        <w:numPr>
-          <w:ilvl w:val="1"/>
-          <w:numId w:val="1"/>
-        </w:numPr>
-        <w:spacing w:line="360" w:lineRule="auto"/>
-        <w:ind w:left="0" w:right="-897" w:hanging="709"/>
-        <w:rPr>
-          <w:rFonts w:ascii="Arial" w:hAnsi="Arial" w:cs="Arial"/>
-          <w:highlight w:val="red"/>
-        </w:rPr>
-      </w:pPr>
-      <w:r>
-        <w:rPr>
-          <w:rFonts w:ascii="Arial" w:hAnsi="Arial" w:cs="Arial"/>
-          <w:highlight w:val="red"/>
-        </w:rPr>
-        <w:t xml:space="preserve">As a user, I want to see </w:t>
-      </w:r>
-      <w:r>
-        <w:rPr>
-          <w:rFonts w:ascii="Arial" w:hAnsi="Arial" w:cs="Arial"/>
-          <w:highlight w:val="red"/>
-        </w:rPr>
-        <w:t>each</w:t>
-      </w:r>
-      <w:r>
-        <w:rPr>
-          <w:rFonts w:ascii="Arial" w:hAnsi="Arial" w:cs="Arial"/>
-          <w:highlight w:val="red"/>
-        </w:rPr>
-        <w:t xml:space="preserve"> provider</w:t>
-      </w:r>
-      <w:r>
-        <w:rPr>
-          <w:rFonts w:ascii="Arial" w:hAnsi="Arial" w:cs="Arial"/>
-          <w:highlight w:val="red"/>
-        </w:rPr>
-        <w:t>’</w:t>
-      </w:r>
-      <w:r>
-        <w:rPr>
-          <w:rFonts w:ascii="Arial" w:hAnsi="Arial" w:cs="Arial"/>
-          <w:highlight w:val="red"/>
-        </w:rPr>
-        <w:t xml:space="preserve">s </w:t>
-      </w:r>
-      <w:r>
-        <w:rPr>
-          <w:rFonts w:ascii="Arial" w:hAnsi="Arial" w:cs="Arial"/>
-          <w:highlight w:val="red"/>
-        </w:rPr>
-        <w:t>c</w:t>
-      </w:r>
-      <w:r>
-        <w:rPr>
-          <w:rFonts w:ascii="Arial" w:hAnsi="Arial" w:cs="Arial"/>
-          <w:highlight w:val="red"/>
-        </w:rPr>
-        <w:t>onnect</w:t>
-      </w:r>
-      <w:r>
-        <w:rPr>
-          <w:rFonts w:ascii="Arial" w:hAnsi="Arial" w:cs="Arial"/>
-          <w:highlight w:val="red"/>
-        </w:rPr>
-        <w:t>ion state so that I know what is available</w:t>
-      </w:r>
-      <w:r>
-        <w:rPr>
-          <w:rFonts w:ascii="Arial" w:hAnsi="Arial" w:cs="Arial"/>
-          <w:highlight w:val="red"/>
-        </w:rPr>
-        <w:t>.</w:t>
-      </w:r>
-    </w:p>
-    <w:p>
-      <w:pPr>
-        <w:pStyle w:val="ListParagraph"/>
-        <w:numPr>
-          <w:ilvl w:val="1"/>
-          <w:numId w:val="1"/>
-        </w:numPr>
-        <w:spacing w:line="360" w:lineRule="auto"/>
-        <w:ind w:left="0" w:right="-897" w:hanging="709"/>
-        <w:rPr>
-          <w:rFonts w:ascii="Arial" w:hAnsi="Arial" w:cs="Arial"/>
-          <w:highlight w:val="red"/>
-        </w:rPr>
-      </w:pPr>
-      <w:r>
-        <w:rPr>
-          <w:rFonts w:ascii="Arial" w:hAnsi="Arial" w:cs="Arial"/>
-          <w:highlight w:val="red"/>
-        </w:rPr>
-        <w:t>As a user I want expired connections to recover so that I can keep using the app.</w:t>
-      </w:r>
-    </w:p>
-    <w:p>
-      <w:pPr>
-        <w:pStyle w:val="ListParagraph"/>
-        <w:numPr>
-          <w:ilvl w:val="1"/>
-          <w:numId w:val="1"/>
-        </w:numPr>
-        <w:spacing w:line="360" w:lineRule="auto"/>
-        <w:ind w:left="0" w:right="-897" w:hanging="709"/>
-        <w:rPr>
-          <w:rFonts w:ascii="Arial" w:hAnsi="Arial" w:cs="Arial"/>
-          <w:highlight w:val="red"/>
-        </w:rPr>
-      </w:pPr>
-      <w:r>
-        <w:rPr>
-          <w:rFonts w:ascii="Arial" w:hAnsi="Arial" w:cs="Arial"/>
-          <w:highlight w:val="red"/>
-        </w:rPr>
-        <w:t>As a user, I want to disconnect a provider so the app stops accessing it.</w:t>
-      </w:r>
-    </w:p>
-    <w:p>
-      <w:pPr>
-        <w:pStyle w:val="ListParagraph"/>
-        <w:numPr>
-          <w:ilvl w:val="1"/>
-          <w:numId w:val="1"/>
-        </w:numPr>
-        <w:spacing w:line="360" w:lineRule="auto"/>
-        <w:ind w:left="0" w:right="-897" w:hanging="709"/>
-        <w:rPr>
-          <w:rFonts w:ascii="Arial" w:hAnsi="Arial" w:cs="Arial"/>
-          <w:highlight w:val="yellow"/>
-        </w:rPr>
-      </w:pPr>
-      <w:r>
-        <w:rPr>
-          <w:rFonts w:ascii="Arial" w:hAnsi="Arial" w:cs="Arial"/>
-          <w:highlight w:val="yellow"/>
-        </w:rPr>
-        <w:t>As a user, I want to add SharePoint sites so that I can browse work libraries.</w:t>
-      </w:r>
-    </w:p>
-    <w:p>
-      <w:pPr>
-        <w:spacing w:line="360" w:lineRule="auto"/>
-        <w:ind w:right="-897" w:hanging="709"/>
-        <w:rPr>
-          <w:rFonts w:ascii="Arial" w:hAnsi="Arial" w:cs="Arial"/>
-        </w:rPr>
-      </w:pPr>
+        <w:spacing w:after="120" w:line="360" w:lineRule="auto"/>
+        <w:ind w:left="540" w:right="26" w:hanging="540"/>
+        <w:rPr>
+          <w:rFonts w:ascii="Arial" w:hAnsi="Arial" w:cs="Arial"/>
+        </w:rPr>
+      </w:pPr>
+      <w:r>
+        <w:rPr>
+          <w:rFonts w:ascii="Arial" w:hAnsi="Arial" w:cs="Arial"/>
+        </w:rPr>
+        <w:t>As a user, I want to verify my email, so my account is activated.</w:t>
+      </w:r>
     </w:p>
     <w:p>
       <w:pPr>
@@ -472,310 +96,408 @@
           <w:ilvl w:val="0"/>
           <w:numId w:val="1"/>
         </w:numPr>
-        <w:spacing w:line="360" w:lineRule="auto"/>
-        <w:ind w:left="0" w:right="-897" w:hanging="709"/>
-        <w:rPr>
-          <w:rFonts w:ascii="Arial" w:hAnsi="Arial" w:cs="Arial"/>
-        </w:rPr>
-      </w:pPr>
-      <w:r>
-        <w:rPr>
-          <w:rFonts w:ascii="Arial" w:hAnsi="Arial" w:cs="Arial"/>
-          <w:b/>
-          <w:bCs/>
-        </w:rPr>
-        <w:t>Unified, Read-Only File Browser</w:t>
+        <w:spacing w:after="120" w:line="360" w:lineRule="auto"/>
+        <w:ind w:left="540" w:right="26" w:hanging="540"/>
+        <w:rPr>
+          <w:rFonts w:ascii="Arial" w:hAnsi="Arial" w:cs="Arial"/>
+        </w:rPr>
+      </w:pPr>
+      <w:r>
+        <w:rPr>
+          <w:rFonts w:ascii="Arial" w:hAnsi="Arial" w:cs="Arial"/>
+        </w:rPr>
+        <w:t>As a user, I want to log</w:t>
+      </w:r>
+      <w:r>
+        <w:rPr>
+          <w:rFonts w:ascii="Arial" w:hAnsi="Arial" w:cs="Arial"/>
+        </w:rPr>
+        <w:t xml:space="preserve"> in</w:t>
+      </w:r>
+      <w:r>
+        <w:rPr>
+          <w:rFonts w:ascii="Arial" w:hAnsi="Arial" w:cs="Arial"/>
+        </w:rPr>
+        <w:t xml:space="preserve"> with my email and password so I can access my account.</w:t>
       </w:r>
     </w:p>
     <w:p>
       <w:pPr>
         <w:pStyle w:val="ListParagraph"/>
         <w:numPr>
-          <w:ilvl w:val="1"/>
+          <w:ilvl w:val="0"/>
           <w:numId w:val="1"/>
         </w:numPr>
-        <w:spacing w:line="360" w:lineRule="auto"/>
-        <w:ind w:left="0" w:right="-897" w:hanging="709"/>
-        <w:rPr>
-          <w:rFonts w:ascii="Arial" w:hAnsi="Arial" w:cs="Arial"/>
-          <w:highlight w:val="red"/>
-        </w:rPr>
-      </w:pPr>
-      <w:r>
-        <w:rPr>
-          <w:rFonts w:ascii="Arial" w:hAnsi="Arial" w:cs="Arial"/>
-          <w:highlight w:val="red"/>
-        </w:rPr>
-        <w:t xml:space="preserve">As a user, </w:t>
-      </w:r>
-      <w:r>
-        <w:rPr>
-          <w:rFonts w:ascii="Arial" w:hAnsi="Arial" w:cs="Arial"/>
-          <w:highlight w:val="red"/>
-        </w:rPr>
-        <w:t>I want one dashboard listing files from all connected providers so that I don’t switch apps.</w:t>
+        <w:spacing w:after="120" w:line="360" w:lineRule="auto"/>
+        <w:ind w:left="540" w:right="26" w:hanging="540"/>
+        <w:rPr>
+          <w:rFonts w:ascii="Arial" w:hAnsi="Arial" w:cs="Arial"/>
+        </w:rPr>
+      </w:pPr>
+      <w:r>
+        <w:rPr>
+          <w:rFonts w:ascii="Arial" w:hAnsi="Arial" w:cs="Arial"/>
+        </w:rPr>
+        <w:t>As a user, I want to reset my password</w:t>
+      </w:r>
+      <w:r>
+        <w:rPr>
+          <w:rFonts w:ascii="Arial" w:hAnsi="Arial" w:cs="Arial"/>
+        </w:rPr>
+        <w:t xml:space="preserve"> so that I can regain access</w:t>
+      </w:r>
+      <w:r>
+        <w:rPr>
+          <w:rFonts w:ascii="Arial" w:hAnsi="Arial" w:cs="Arial"/>
+        </w:rPr>
+        <w:t xml:space="preserve"> if I forget it.</w:t>
       </w:r>
     </w:p>
     <w:p>
       <w:pPr>
         <w:pStyle w:val="ListParagraph"/>
         <w:numPr>
-          <w:ilvl w:val="1"/>
+          <w:ilvl w:val="0"/>
           <w:numId w:val="1"/>
         </w:numPr>
-        <w:spacing w:line="360" w:lineRule="auto"/>
-        <w:ind w:left="0" w:right="-897" w:hanging="709"/>
-        <w:rPr>
-          <w:rFonts w:ascii="Arial" w:hAnsi="Arial" w:cs="Arial"/>
-          <w:highlight w:val="red"/>
-        </w:rPr>
-      </w:pPr>
-      <w:r>
-        <w:rPr>
-          <w:rFonts w:ascii="Arial" w:hAnsi="Arial" w:cs="Arial"/>
-          <w:highlight w:val="red"/>
-        </w:rPr>
-        <w:t>As a user, I want</w:t>
-      </w:r>
-      <w:r>
-        <w:rPr>
-          <w:rFonts w:ascii="Arial" w:hAnsi="Arial" w:cs="Arial"/>
-          <w:highlight w:val="red"/>
-        </w:rPr>
-        <w:t xml:space="preserve"> to </w:t>
-      </w:r>
-      <w:r>
-        <w:rPr>
-          <w:rFonts w:ascii="Arial" w:hAnsi="Arial" w:cs="Arial"/>
-          <w:highlight w:val="red"/>
-        </w:rPr>
-        <w:t xml:space="preserve">search by </w:t>
-      </w:r>
-      <w:r>
-        <w:rPr>
-          <w:rFonts w:ascii="Arial" w:hAnsi="Arial" w:cs="Arial"/>
-          <w:highlight w:val="red"/>
-        </w:rPr>
-        <w:t xml:space="preserve">file </w:t>
-      </w:r>
-      <w:r>
-        <w:rPr>
-          <w:rFonts w:ascii="Arial" w:hAnsi="Arial" w:cs="Arial"/>
-          <w:highlight w:val="red"/>
-        </w:rPr>
-        <w:t xml:space="preserve">name across </w:t>
-      </w:r>
-      <w:r>
-        <w:rPr>
-          <w:rFonts w:ascii="Arial" w:hAnsi="Arial" w:cs="Arial"/>
-          <w:highlight w:val="red"/>
-        </w:rPr>
-        <w:t>providers so that I can find files quickly.</w:t>
+        <w:spacing w:after="120" w:line="360" w:lineRule="auto"/>
+        <w:ind w:left="540" w:right="26" w:hanging="540"/>
+        <w:rPr>
+          <w:rFonts w:ascii="Arial" w:hAnsi="Arial" w:cs="Arial"/>
+        </w:rPr>
+      </w:pPr>
+      <w:r>
+        <w:rPr>
+          <w:rFonts w:ascii="Arial" w:hAnsi="Arial" w:cs="Arial"/>
+        </w:rPr>
+        <w:t xml:space="preserve">As a user I want to log out, so </w:t>
+      </w:r>
+      <w:r>
+        <w:rPr>
+          <w:rFonts w:ascii="Arial" w:hAnsi="Arial" w:cs="Arial"/>
+        </w:rPr>
+        <w:t xml:space="preserve">that </w:t>
+      </w:r>
+      <w:r>
+        <w:rPr>
+          <w:rFonts w:ascii="Arial" w:hAnsi="Arial" w:cs="Arial"/>
+        </w:rPr>
+        <w:t>th</w:t>
+      </w:r>
+      <w:r>
+        <w:rPr>
+          <w:rFonts w:ascii="Arial" w:hAnsi="Arial" w:cs="Arial"/>
+        </w:rPr>
+        <w:t>is</w:t>
+      </w:r>
+      <w:r>
+        <w:rPr>
+          <w:rFonts w:ascii="Arial" w:hAnsi="Arial" w:cs="Arial"/>
+        </w:rPr>
+        <w:t xml:space="preserve"> device no longer has access.</w:t>
       </w:r>
     </w:p>
     <w:p>
       <w:pPr>
         <w:pStyle w:val="ListParagraph"/>
         <w:numPr>
-          <w:ilvl w:val="1"/>
+          <w:ilvl w:val="0"/>
           <w:numId w:val="1"/>
         </w:numPr>
-        <w:spacing w:line="360" w:lineRule="auto"/>
-        <w:ind w:left="0" w:right="-897" w:hanging="709"/>
-        <w:rPr>
-          <w:rFonts w:ascii="Arial" w:hAnsi="Arial" w:cs="Arial"/>
-          <w:highlight w:val="red"/>
-        </w:rPr>
-      </w:pPr>
-      <w:r>
-        <w:rPr>
-          <w:rFonts w:ascii="Arial" w:hAnsi="Arial" w:cs="Arial"/>
-          <w:highlight w:val="red"/>
-        </w:rPr>
-        <w:t xml:space="preserve">As a user, I </w:t>
-      </w:r>
-      <w:r>
-        <w:rPr>
-          <w:rFonts w:ascii="Arial" w:hAnsi="Arial" w:cs="Arial"/>
-          <w:highlight w:val="red"/>
-        </w:rPr>
-        <w:t>want to</w:t>
-      </w:r>
-      <w:r>
-        <w:rPr>
-          <w:rFonts w:ascii="Arial" w:hAnsi="Arial" w:cs="Arial"/>
-          <w:highlight w:val="red"/>
-        </w:rPr>
-        <w:t xml:space="preserve"> open </w:t>
-      </w:r>
-      <w:r>
-        <w:rPr>
-          <w:rFonts w:ascii="Arial" w:hAnsi="Arial" w:cs="Arial"/>
-          <w:highlight w:val="red"/>
-        </w:rPr>
-        <w:t xml:space="preserve">a file </w:t>
-      </w:r>
-      <w:r>
-        <w:rPr>
-          <w:rFonts w:ascii="Arial" w:hAnsi="Arial" w:cs="Arial"/>
-          <w:highlight w:val="red"/>
-        </w:rPr>
-        <w:t>in its native web app in a new tab</w:t>
-      </w:r>
-      <w:r>
-        <w:rPr>
-          <w:rFonts w:ascii="Arial" w:hAnsi="Arial" w:cs="Arial"/>
-          <w:highlight w:val="red"/>
-        </w:rPr>
-        <w:t xml:space="preserve"> so I can view it there</w:t>
-      </w:r>
-      <w:r>
-        <w:rPr>
-          <w:rFonts w:ascii="Arial" w:hAnsi="Arial" w:cs="Arial"/>
-          <w:highlight w:val="red"/>
-        </w:rPr>
-        <w:t>.</w:t>
+        <w:spacing w:after="120" w:line="360" w:lineRule="auto"/>
+        <w:ind w:left="540" w:right="26" w:hanging="540"/>
+        <w:rPr>
+          <w:rFonts w:ascii="Arial" w:hAnsi="Arial" w:cs="Arial"/>
+        </w:rPr>
+      </w:pPr>
+      <w:r>
+        <w:rPr>
+          <w:rFonts w:ascii="Arial" w:hAnsi="Arial" w:cs="Arial"/>
+        </w:rPr>
+        <w:t xml:space="preserve">As a user, I want to link my </w:t>
+      </w:r>
+      <w:r>
+        <w:rPr>
+          <w:rFonts w:ascii="Arial" w:hAnsi="Arial" w:cs="Arial"/>
+        </w:rPr>
+        <w:t xml:space="preserve">provider account (Google/Microsoft) </w:t>
+      </w:r>
+      <w:r>
+        <w:rPr>
+          <w:rFonts w:ascii="Arial" w:hAnsi="Arial" w:cs="Arial"/>
+        </w:rPr>
+        <w:t>so the app can read my Drive files.</w:t>
       </w:r>
     </w:p>
     <w:p>
       <w:pPr>
         <w:pStyle w:val="ListParagraph"/>
         <w:numPr>
-          <w:ilvl w:val="1"/>
+          <w:ilvl w:val="0"/>
           <w:numId w:val="1"/>
         </w:numPr>
-        <w:spacing w:line="360" w:lineRule="auto"/>
-        <w:ind w:left="0" w:right="-897" w:hanging="709"/>
-        <w:rPr>
-          <w:rFonts w:ascii="Arial" w:hAnsi="Arial" w:cs="Arial"/>
-          <w:highlight w:val="yellow"/>
-        </w:rPr>
-      </w:pPr>
-      <w:r>
-        <w:rPr>
-          <w:rFonts w:ascii="Arial" w:hAnsi="Arial" w:cs="Arial"/>
-          <w:highlight w:val="yellow"/>
-        </w:rPr>
-        <w:t>As a user, I want to filter by provider and navigate folders so that I can narrow results.</w:t>
+        <w:spacing w:after="120" w:line="360" w:lineRule="auto"/>
+        <w:ind w:left="540" w:right="26" w:hanging="540"/>
+        <w:rPr>
+          <w:rFonts w:ascii="Arial" w:hAnsi="Arial" w:cs="Arial"/>
+        </w:rPr>
+      </w:pPr>
+      <w:r>
+        <w:rPr>
+          <w:rFonts w:ascii="Arial" w:hAnsi="Arial" w:cs="Arial"/>
+        </w:rPr>
+        <w:t xml:space="preserve">As a user, I want to see </w:t>
+      </w:r>
+      <w:r>
+        <w:rPr>
+          <w:rFonts w:ascii="Arial" w:hAnsi="Arial" w:cs="Arial"/>
+        </w:rPr>
+        <w:t>each</w:t>
+      </w:r>
+      <w:r>
+        <w:rPr>
+          <w:rFonts w:ascii="Arial" w:hAnsi="Arial" w:cs="Arial"/>
+        </w:rPr>
+        <w:t xml:space="preserve"> provider</w:t>
+      </w:r>
+      <w:r>
+        <w:rPr>
+          <w:rFonts w:ascii="Arial" w:hAnsi="Arial" w:cs="Arial"/>
+        </w:rPr>
+        <w:t>’</w:t>
+      </w:r>
+      <w:r>
+        <w:rPr>
+          <w:rFonts w:ascii="Arial" w:hAnsi="Arial" w:cs="Arial"/>
+        </w:rPr>
+        <w:t xml:space="preserve">s </w:t>
+      </w:r>
+      <w:r>
+        <w:rPr>
+          <w:rFonts w:ascii="Arial" w:hAnsi="Arial" w:cs="Arial"/>
+        </w:rPr>
+        <w:t>c</w:t>
+      </w:r>
+      <w:r>
+        <w:rPr>
+          <w:rFonts w:ascii="Arial" w:hAnsi="Arial" w:cs="Arial"/>
+        </w:rPr>
+        <w:t>onnect</w:t>
+      </w:r>
+      <w:r>
+        <w:rPr>
+          <w:rFonts w:ascii="Arial" w:hAnsi="Arial" w:cs="Arial"/>
+        </w:rPr>
+        <w:t>ion state so that I know what is available</w:t>
+      </w:r>
+      <w:r>
+        <w:rPr>
+          <w:rFonts w:ascii="Arial" w:hAnsi="Arial" w:cs="Arial"/>
+        </w:rPr>
+        <w:t>.</w:t>
       </w:r>
     </w:p>
     <w:p>
       <w:pPr>
         <w:pStyle w:val="ListParagraph"/>
         <w:numPr>
-          <w:ilvl w:val="1"/>
+          <w:ilvl w:val="0"/>
           <w:numId w:val="1"/>
         </w:numPr>
-        <w:spacing w:line="360" w:lineRule="auto"/>
-        <w:ind w:left="0" w:right="-897" w:hanging="709"/>
-        <w:rPr>
-          <w:rFonts w:ascii="Arial" w:hAnsi="Arial" w:cs="Arial"/>
-          <w:highlight w:val="yellow"/>
-        </w:rPr>
-      </w:pPr>
-      <w:r>
-        <w:rPr>
-          <w:rFonts w:ascii="Arial" w:hAnsi="Arial" w:cs="Arial"/>
-          <w:highlight w:val="yellow"/>
-        </w:rPr>
-        <w:t>As a user, I want to view metadata so that I can see information about a file.</w:t>
+        <w:spacing w:after="120" w:line="360" w:lineRule="auto"/>
+        <w:ind w:left="540" w:right="26" w:hanging="540"/>
+        <w:rPr>
+          <w:rFonts w:ascii="Arial" w:hAnsi="Arial" w:cs="Arial"/>
+        </w:rPr>
+      </w:pPr>
+      <w:r>
+        <w:rPr>
+          <w:rFonts w:ascii="Arial" w:hAnsi="Arial" w:cs="Arial"/>
+        </w:rPr>
+        <w:t>As a user I want expired connections to recover so that I can keep using the app.</w:t>
       </w:r>
     </w:p>
     <w:p>
       <w:pPr>
-        <w:spacing w:line="360" w:lineRule="auto"/>
-        <w:ind w:right="-897" w:hanging="709"/>
-        <w:rPr>
-          <w:rFonts w:ascii="Arial" w:hAnsi="Arial" w:cs="Arial"/>
-          <w:highlight w:val="red"/>
-        </w:rPr>
-      </w:pPr>
+        <w:pStyle w:val="ListParagraph"/>
+        <w:numPr>
+          <w:ilvl w:val="0"/>
+          <w:numId w:val="1"/>
+        </w:numPr>
+        <w:spacing w:after="120" w:line="360" w:lineRule="auto"/>
+        <w:ind w:left="540" w:right="26" w:hanging="540"/>
+        <w:rPr>
+          <w:rFonts w:ascii="Arial" w:hAnsi="Arial" w:cs="Arial"/>
+        </w:rPr>
+      </w:pPr>
+      <w:r>
+        <w:rPr>
+          <w:rFonts w:ascii="Arial" w:hAnsi="Arial" w:cs="Arial"/>
+        </w:rPr>
+        <w:t>As a user, I want to disconnect a provider so the app stops accessing it.</w:t>
+      </w:r>
     </w:p>
     <w:p>
       <w:pPr>
-        <w:spacing w:line="360" w:lineRule="auto"/>
-        <w:ind w:right="-897" w:hanging="709"/>
-        <w:rPr>
-          <w:rFonts w:ascii="Arial" w:hAnsi="Arial" w:cs="Arial"/>
-          <w:highlight w:val="red"/>
-        </w:rPr>
-      </w:pPr>
+        <w:pStyle w:val="ListParagraph"/>
+        <w:numPr>
+          <w:ilvl w:val="0"/>
+          <w:numId w:val="1"/>
+        </w:numPr>
+        <w:spacing w:after="120" w:line="360" w:lineRule="auto"/>
+        <w:ind w:left="540" w:right="26" w:hanging="540"/>
+        <w:rPr>
+          <w:rFonts w:ascii="Arial" w:hAnsi="Arial" w:cs="Arial"/>
+        </w:rPr>
+      </w:pPr>
+      <w:r>
+        <w:rPr>
+          <w:rFonts w:ascii="Arial" w:hAnsi="Arial" w:cs="Arial"/>
+        </w:rPr>
+        <w:t xml:space="preserve">As a user, </w:t>
+      </w:r>
+      <w:r>
+        <w:rPr>
+          <w:rFonts w:ascii="Arial" w:hAnsi="Arial" w:cs="Arial"/>
+        </w:rPr>
+        <w:t>I want one dashboard listing files from all connected providers so that I don’t switch apps.</w:t>
+      </w:r>
     </w:p>
     <w:p>
       <w:pPr>
-        <w:spacing w:line="360" w:lineRule="auto"/>
-        <w:ind w:right="-897" w:hanging="709"/>
-        <w:rPr>
-          <w:rFonts w:ascii="Arial" w:hAnsi="Arial" w:cs="Arial"/>
-        </w:rPr>
-      </w:pPr>
-      <w:r>
-        <w:rPr>
-          <w:rFonts w:ascii="Arial" w:hAnsi="Arial" w:cs="Arial"/>
-          <w:highlight w:val="red"/>
-        </w:rPr>
-        <w:t>Must</w:t>
-      </w:r>
-      <w:r>
-        <w:rPr>
-          <w:rFonts w:ascii="Arial" w:hAnsi="Arial" w:cs="Arial"/>
-          <w:highlight w:val="red"/>
-        </w:rPr>
-        <w:t>-Have</w:t>
+        <w:pStyle w:val="ListParagraph"/>
+        <w:numPr>
+          <w:ilvl w:val="0"/>
+          <w:numId w:val="1"/>
+        </w:numPr>
+        <w:spacing w:after="120" w:line="360" w:lineRule="auto"/>
+        <w:ind w:left="540" w:right="26" w:hanging="540"/>
+        <w:rPr>
+          <w:rFonts w:ascii="Arial" w:hAnsi="Arial" w:cs="Arial"/>
+        </w:rPr>
+      </w:pPr>
+      <w:r>
+        <w:rPr>
+          <w:rFonts w:ascii="Arial" w:hAnsi="Arial" w:cs="Arial"/>
+        </w:rPr>
+        <w:t>As a user, I want</w:t>
+      </w:r>
+      <w:r>
+        <w:rPr>
+          <w:rFonts w:ascii="Arial" w:hAnsi="Arial" w:cs="Arial"/>
+        </w:rPr>
+        <w:t xml:space="preserve"> to search by </w:t>
+      </w:r>
+      <w:r>
+        <w:rPr>
+          <w:rFonts w:ascii="Arial" w:hAnsi="Arial" w:cs="Arial"/>
+        </w:rPr>
+        <w:t xml:space="preserve">file </w:t>
+      </w:r>
+      <w:r>
+        <w:rPr>
+          <w:rFonts w:ascii="Arial" w:hAnsi="Arial" w:cs="Arial"/>
+        </w:rPr>
+        <w:t>name across providers so that I can find files quickly.</w:t>
       </w:r>
     </w:p>
     <w:p>
       <w:pPr>
-        <w:spacing w:line="360" w:lineRule="auto"/>
-        <w:ind w:right="-897" w:hanging="709"/>
-        <w:rPr>
-          <w:rFonts w:ascii="Arial" w:hAnsi="Arial" w:cs="Arial"/>
-          <w:highlight w:val="yellow"/>
-        </w:rPr>
-      </w:pPr>
-      <w:r>
-        <w:rPr>
-          <w:rFonts w:ascii="Arial" w:hAnsi="Arial" w:cs="Arial"/>
-          <w:highlight w:val="yellow"/>
-        </w:rPr>
-        <w:t>Should</w:t>
-      </w:r>
-      <w:r>
-        <w:rPr>
-          <w:rFonts w:ascii="Arial" w:hAnsi="Arial" w:cs="Arial"/>
-          <w:highlight w:val="yellow"/>
-        </w:rPr>
-        <w:t>-Have</w:t>
+        <w:pStyle w:val="ListParagraph"/>
+        <w:numPr>
+          <w:ilvl w:val="0"/>
+          <w:numId w:val="1"/>
+        </w:numPr>
+        <w:spacing w:after="120" w:line="360" w:lineRule="auto"/>
+        <w:ind w:left="540" w:right="26" w:hanging="540"/>
+        <w:rPr>
+          <w:rFonts w:ascii="Arial" w:hAnsi="Arial" w:cs="Arial"/>
+        </w:rPr>
+      </w:pPr>
+      <w:r>
+        <w:rPr>
+          <w:rFonts w:ascii="Arial" w:hAnsi="Arial" w:cs="Arial"/>
+        </w:rPr>
+        <w:t>As a user, I want to see the file’s metadata (size, last modified date, file type), so that I can quickly verify it is the correct item before opening it.</w:t>
       </w:r>
     </w:p>
     <w:p>
       <w:pPr>
-        <w:rPr>
-          <w:rFonts w:ascii="Arial" w:hAnsi="Arial" w:cs="Arial"/>
-          <w:highlight w:val="yellow"/>
-        </w:rPr>
-      </w:pPr>
-      <w:r>
-        <w:rPr>
-          <w:rFonts w:ascii="Arial" w:hAnsi="Arial" w:cs="Arial"/>
-          <w:highlight w:val="yellow"/>
-        </w:rPr>
-        <w:br w:type="page"/>
+        <w:pStyle w:val="ListParagraph"/>
+        <w:numPr>
+          <w:ilvl w:val="0"/>
+          <w:numId w:val="1"/>
+        </w:numPr>
+        <w:spacing w:after="120" w:line="360" w:lineRule="auto"/>
+        <w:ind w:left="540" w:right="26" w:hanging="540"/>
+        <w:rPr>
+          <w:rFonts w:ascii="Arial" w:hAnsi="Arial" w:cs="Arial"/>
+        </w:rPr>
+      </w:pPr>
+      <w:r>
+        <w:rPr>
+          <w:rFonts w:ascii="Arial" w:hAnsi="Arial" w:cs="Arial"/>
+        </w:rPr>
+        <w:t xml:space="preserve">As a user, I </w:t>
+      </w:r>
+      <w:r>
+        <w:rPr>
+          <w:rFonts w:ascii="Arial" w:hAnsi="Arial" w:cs="Arial"/>
+        </w:rPr>
+        <w:t>want to</w:t>
+      </w:r>
+      <w:r>
+        <w:rPr>
+          <w:rFonts w:ascii="Arial" w:hAnsi="Arial" w:cs="Arial"/>
+        </w:rPr>
+        <w:t xml:space="preserve"> open </w:t>
+      </w:r>
+      <w:r>
+        <w:rPr>
+          <w:rFonts w:ascii="Arial" w:hAnsi="Arial" w:cs="Arial"/>
+        </w:rPr>
+        <w:t xml:space="preserve">a file </w:t>
+      </w:r>
+      <w:r>
+        <w:rPr>
+          <w:rFonts w:ascii="Arial" w:hAnsi="Arial" w:cs="Arial"/>
+        </w:rPr>
+        <w:t>in its native web app in a new tab</w:t>
+      </w:r>
+      <w:r>
+        <w:rPr>
+          <w:rFonts w:ascii="Arial" w:hAnsi="Arial" w:cs="Arial"/>
+        </w:rPr>
+        <w:t xml:space="preserve"> so I can view it there</w:t>
+      </w:r>
+      <w:r>
+        <w:rPr>
+          <w:rFonts w:ascii="Arial" w:hAnsi="Arial" w:cs="Arial"/>
+        </w:rPr>
+        <w:t>.</w:t>
       </w:r>
     </w:p>
     <w:p>
       <w:pPr>
-        <w:spacing w:line="360" w:lineRule="auto"/>
-        <w:ind w:right="-897" w:hanging="709"/>
-        <w:rPr>
-          <w:rFonts w:ascii="Arial" w:hAnsi="Arial" w:cs="Arial"/>
-        </w:rPr>
-      </w:pPr>
-      <w:r>
-        <w:rPr>
-          <w:rFonts w:ascii="Arial" w:hAnsi="Arial" w:cs="Arial"/>
-        </w:rPr>
-        <w:lastRenderedPageBreak/>
+        <w:spacing w:after="120" w:line="360" w:lineRule="auto"/>
+        <w:ind w:right="26"/>
+        <w:rPr>
+          <w:rFonts w:ascii="Arial" w:hAnsi="Arial" w:cs="Arial"/>
+        </w:rPr>
+      </w:pPr>
+    </w:p>
+    <w:p>
+      <w:pPr>
+        <w:spacing w:after="120" w:line="360" w:lineRule="auto"/>
+        <w:ind w:right="-893"/>
+        <w:rPr>
+          <w:rFonts w:ascii="Arial" w:hAnsi="Arial" w:cs="Arial"/>
+        </w:rPr>
+      </w:pPr>
+      <w:r>
+        <w:rPr>
+          <w:rFonts w:ascii="Arial" w:hAnsi="Arial" w:cs="Arial"/>
+        </w:rPr>
         <w:t>The requirement relation to the use cases can be seen in the tables below:</w:t>
       </w:r>
     </w:p>
@@ -876,7 +598,7 @@
               <w:rPr>
                 <w:rFonts w:ascii="Arial" w:hAnsi="Arial" w:cs="Arial"/>
               </w:rPr>
-              <w:t>1.1</w:t>
+              <w:t>1</w:t>
             </w:r>
           </w:p>
         </w:tc>
@@ -918,7 +640,7 @@
               <w:rPr>
                 <w:rFonts w:ascii="Arial" w:hAnsi="Arial" w:cs="Arial"/>
               </w:rPr>
-              <w:t>1.2</w:t>
+              <w:t>2</w:t>
             </w:r>
           </w:p>
         </w:tc>
@@ -960,7 +682,7 @@
               <w:rPr>
                 <w:rFonts w:ascii="Arial" w:hAnsi="Arial" w:cs="Arial"/>
               </w:rPr>
-              <w:t>1.3</w:t>
+              <w:t>3</w:t>
             </w:r>
           </w:p>
         </w:tc>
@@ -1002,7 +724,7 @@
               <w:rPr>
                 <w:rFonts w:ascii="Arial" w:hAnsi="Arial" w:cs="Arial"/>
               </w:rPr>
-              <w:t>1.4</w:t>
+              <w:t>4</w:t>
             </w:r>
           </w:p>
         </w:tc>
@@ -1044,7 +766,7 @@
               <w:rPr>
                 <w:rFonts w:ascii="Arial" w:hAnsi="Arial" w:cs="Arial"/>
               </w:rPr>
-              <w:t>1.5</w:t>
+              <w:t>5</w:t>
             </w:r>
           </w:p>
         </w:tc>
@@ -1066,7 +788,19 @@
               <w:rPr>
                 <w:rFonts w:ascii="Arial" w:hAnsi="Arial" w:cs="Arial"/>
               </w:rPr>
-              <w:t>Link Google account</w:t>
+              <w:t xml:space="preserve">Link </w:t>
+            </w:r>
+            <w:r>
+              <w:rPr>
+                <w:rFonts w:ascii="Arial" w:hAnsi="Arial" w:cs="Arial"/>
+              </w:rPr>
+              <w:t>provider’s</w:t>
+            </w:r>
+            <w:r>
+              <w:rPr>
+                <w:rFonts w:ascii="Arial" w:hAnsi="Arial" w:cs="Arial"/>
+              </w:rPr>
+              <w:t xml:space="preserve"> account</w:t>
             </w:r>
           </w:p>
         </w:tc>
@@ -1086,7 +820,7 @@
               <w:rPr>
                 <w:rFonts w:ascii="Arial" w:hAnsi="Arial" w:cs="Arial"/>
               </w:rPr>
-              <w:t>2.1</w:t>
+              <w:t>6</w:t>
             </w:r>
           </w:p>
         </w:tc>
@@ -1108,7 +842,7 @@
               <w:rPr>
                 <w:rFonts w:ascii="Arial" w:hAnsi="Arial" w:cs="Arial"/>
               </w:rPr>
-              <w:t>Link Microsoft account</w:t>
+              <w:t>Manage provider connection</w:t>
             </w:r>
           </w:p>
         </w:tc>
@@ -1128,7 +862,7 @@
               <w:rPr>
                 <w:rFonts w:ascii="Arial" w:hAnsi="Arial" w:cs="Arial"/>
               </w:rPr>
-              <w:t>2.2</w:t>
+              <w:t>7, 8, 9</w:t>
             </w:r>
           </w:p>
         </w:tc>
@@ -1150,13 +884,7 @@
               <w:rPr>
                 <w:rFonts w:ascii="Arial" w:hAnsi="Arial" w:cs="Arial"/>
               </w:rPr>
-              <w:t>Manage provider connectio</w:t>
-            </w:r>
-            <w:r>
-              <w:rPr>
-                <w:rFonts w:ascii="Arial" w:hAnsi="Arial" w:cs="Arial"/>
-              </w:rPr>
-              <w:t>n</w:t>
+              <w:t>Browse unified files</w:t>
             </w:r>
           </w:p>
         </w:tc>
@@ -1176,7 +904,7 @@
               <w:rPr>
                 <w:rFonts w:ascii="Arial" w:hAnsi="Arial" w:cs="Arial"/>
               </w:rPr>
-              <w:t>2.3, 2.4, 2.5</w:t>
+              <w:t>10</w:t>
             </w:r>
           </w:p>
         </w:tc>
@@ -1198,7 +926,7 @@
               <w:rPr>
                 <w:rFonts w:ascii="Arial" w:hAnsi="Arial" w:cs="Arial"/>
               </w:rPr>
-              <w:t>Add SharePoint sites</w:t>
+              <w:t>Cross-provider search</w:t>
             </w:r>
           </w:p>
         </w:tc>
@@ -1218,7 +946,7 @@
               <w:rPr>
                 <w:rFonts w:ascii="Arial" w:hAnsi="Arial" w:cs="Arial"/>
               </w:rPr>
-              <w:t>2.6</w:t>
+              <w:t>11</w:t>
             </w:r>
           </w:p>
         </w:tc>
@@ -1240,7 +968,13 @@
               <w:rPr>
                 <w:rFonts w:ascii="Arial" w:hAnsi="Arial" w:cs="Arial"/>
               </w:rPr>
-              <w:t>Browse unified files</w:t>
+              <w:t>S</w:t>
+            </w:r>
+            <w:r>
+              <w:rPr>
+                <w:rFonts w:ascii="Arial" w:hAnsi="Arial" w:cs="Arial"/>
+              </w:rPr>
+              <w:t>ee item’s metadata</w:t>
             </w:r>
           </w:p>
         </w:tc>
@@ -1260,7 +994,7 @@
               <w:rPr>
                 <w:rFonts w:ascii="Arial" w:hAnsi="Arial" w:cs="Arial"/>
               </w:rPr>
-              <w:t>3.1</w:t>
+              <w:t>12</w:t>
             </w:r>
           </w:p>
         </w:tc>
@@ -1282,7 +1016,7 @@
               <w:rPr>
                 <w:rFonts w:ascii="Arial" w:hAnsi="Arial" w:cs="Arial"/>
               </w:rPr>
-              <w:t>Cross-provider search</w:t>
+              <w:t>Open item in provider</w:t>
             </w:r>
           </w:p>
         </w:tc>
@@ -1302,55 +1036,7 @@
               <w:rPr>
                 <w:rFonts w:ascii="Arial" w:hAnsi="Arial" w:cs="Arial"/>
               </w:rPr>
-              <w:t>3.2</w:t>
-            </w:r>
-            <w:r>
-              <w:rPr>
-                <w:rFonts w:ascii="Arial" w:hAnsi="Arial" w:cs="Arial"/>
-              </w:rPr>
-              <w:t>, 3.4</w:t>
-            </w:r>
-          </w:p>
-        </w:tc>
-      </w:tr>
-      <w:tr>
-        <w:tc>
-          <w:tcPr>
-            <w:tcW w:w="4508" w:type="dxa"/>
-          </w:tcPr>
-          <w:p>
-            <w:pPr>
-              <w:spacing w:line="360" w:lineRule="auto"/>
-              <w:ind w:right="-897"/>
-              <w:rPr>
-                <w:rFonts w:ascii="Arial" w:hAnsi="Arial" w:cs="Arial"/>
-              </w:rPr>
-            </w:pPr>
-            <w:r>
-              <w:rPr>
-                <w:rFonts w:ascii="Arial" w:hAnsi="Arial" w:cs="Arial"/>
-              </w:rPr>
-              <w:t>Open item in provider &amp; see item’s metadata</w:t>
-            </w:r>
-          </w:p>
-        </w:tc>
-        <w:tc>
-          <w:tcPr>
-            <w:tcW w:w="4508" w:type="dxa"/>
-          </w:tcPr>
-          <w:p>
-            <w:pPr>
-              <w:spacing w:line="360" w:lineRule="auto"/>
-              <w:ind w:right="-897"/>
-              <w:rPr>
-                <w:rFonts w:ascii="Arial" w:hAnsi="Arial" w:cs="Arial"/>
-              </w:rPr>
-            </w:pPr>
-            <w:r>
-              <w:rPr>
-                <w:rFonts w:ascii="Arial" w:hAnsi="Arial" w:cs="Arial"/>
-              </w:rPr>
-              <w:t>3.3, 3.5</w:t>
+              <w:t>13</w:t>
             </w:r>
           </w:p>
         </w:tc>
@@ -1367,7 +1053,7 @@
     </w:p>
     <w:sectPr>
       <w:pgSz w:w="11906" w:h="16838"/>
-      <w:pgMar w:top="1440" w:right="1440" w:bottom="1440" w:left="1440" w:header="708" w:footer="708" w:gutter="0"/>
+      <w:pgMar w:top="1440" w:right="1080" w:bottom="1440" w:left="1080" w:header="708" w:footer="708" w:gutter="0"/>
       <w:cols w:space="708"/>
       <w:docGrid w:linePitch="360"/>
     </w:sectPr>
@@ -2885,15 +2571,9 @@
 <file path=customXml/itemProps1.xml><?xml version="1.0" encoding="utf-8"?>
 <ds:datastoreItem xmlns:ds="http://schemas.openxmlformats.org/officeDocument/2006/customXml" ds:itemID="{DE95D6B0-3464-4600-869C-1C095549B15A}">
   <ds:schemaRefs>
-    <ds:schemaRef ds:uri="http://purl.org/dc/terms/"/>
-    <ds:schemaRef ds:uri="http://schemas.microsoft.com/office/2006/documentManagement/types"/>
-    <ds:schemaRef ds:uri="http://purl.org/dc/elements/1.1/"/>
-    <ds:schemaRef ds:uri="http://www.w3.org/XML/1998/namespace"/>
+    <ds:schemaRef ds:uri="http://schemas.microsoft.com/office/2006/metadata/properties"/>
+    <ds:schemaRef ds:uri="http://schemas.microsoft.com/office/infopath/2007/PartnerControls"/>
     <ds:schemaRef ds:uri="9750baf7-fcf3-4f7a-b82f-a9f904572e35"/>
-    <ds:schemaRef ds:uri="http://purl.org/dc/dcmitype/"/>
-    <ds:schemaRef ds:uri="http://schemas.microsoft.com/office/infopath/2007/PartnerControls"/>
-    <ds:schemaRef ds:uri="http://schemas.openxmlformats.org/package/2006/metadata/core-properties"/>
-    <ds:schemaRef ds:uri="http://schemas.microsoft.com/office/2006/metadata/properties"/>
   </ds:schemaRefs>
 </ds:datastoreItem>
 </file>
